--- a/public/stack-documents/DesignDoc_v1_2.docx
+++ b/public/stack-documents/DesignDoc_v1_2.docx
@@ -730,7 +730,41 @@
           <w:sz w:val="22"/>
           <w:szCs w:val="22"/>
         </w:rPr>
-        <w:t>The pipeline is a sequential, gated orchestration system. Inputs enter through a single intake interface; a supervisor orchestrator routes them through domain-specific agents in dependency order; outputs are assembled into a structured approval checklist with a complete audit log. No domain agent may run until its upstream dependency has cleared — this constraint is derived directly from the PRD requirement chain (R-01 → R-02 → R-03 → R-04 → R-05).</w:t>
+        <w:t>The pipeline is a sequential, gated orchestration system. Inputs enter through a single intake interface; a supervisor orchestrator routes them through domain-specific agents in dependency order; outputs are assembled into a structured approval checklist with a complete audit log. No domain agent may run until its upstream dependency has cleared — this constraint is derived directly from the PRD requirement chain (R-01 → R-02 → R-03 → R-04 → R-05</w:t>
+      </w:r>
+      <w:r>
+        <w:rPr>
+          <w:rFonts w:ascii="Arial" w:hAnsi="Arial" w:cs="Arial"/>
+          <w:sz w:val="22"/>
+          <w:szCs w:val="22"/>
+        </w:rPr>
+        <w:t xml:space="preserve"> </w:t>
+      </w:r>
+      <w:r>
+        <w:rPr>
+          <w:rFonts w:ascii="Arial" w:hAnsi="Arial" w:cs="Arial"/>
+          <w:sz w:val="22"/>
+          <w:szCs w:val="22"/>
+        </w:rPr>
+        <w:t>→</w:t>
+      </w:r>
+      <w:r>
+        <w:rPr>
+          <w:rFonts w:ascii="Arial" w:hAnsi="Arial" w:cs="Arial"/>
+          <w:sz w:val="22"/>
+          <w:szCs w:val="22"/>
+        </w:rPr>
+        <w:t xml:space="preserve"> R-06</w:t>
+      </w:r>
+      <w:bookmarkStart w:id="0" w:name="_GoBack"/>
+      <w:bookmarkEnd w:id="0"/>
+      <w:r>
+        <w:rPr>
+          <w:rFonts w:ascii="Arial" w:hAnsi="Arial" w:cs="Arial"/>
+          <w:sz w:val="22"/>
+          <w:szCs w:val="22"/>
+        </w:rPr>
+        <w:t>).</w:t>
       </w:r>
     </w:p>
     <w:p>
@@ -1329,6 +1363,14 @@
               </w:rPr>
               <w:t>Output</w:t>
             </w:r>
+            <w:r>
+              <w:rPr>
+                <w:rFonts w:ascii="Arial" w:hAnsi="Arial" w:cs="Arial"/>
+                <w:sz w:val="20"/>
+                <w:szCs w:val="20"/>
+              </w:rPr>
+              <w:t xml:space="preserve"> — Checklist</w:t>
+            </w:r>
           </w:p>
         </w:tc>
         <w:tc>
@@ -1429,6 +1471,14 @@
                 <w:szCs w:val="20"/>
               </w:rPr>
               <w:t>Output</w:t>
+            </w:r>
+            <w:r>
+              <w:rPr>
+                <w:rFonts w:ascii="Arial" w:hAnsi="Arial" w:cs="Arial"/>
+                <w:sz w:val="20"/>
+                <w:szCs w:val="20"/>
+              </w:rPr>
+              <w:t xml:space="preserve"> — Handoff</w:t>
             </w:r>
           </w:p>
         </w:tc>
@@ -2322,20 +2372,18 @@
               <w:bottom w:val="single" w:sz="4" w:space="0" w:color="D0D0D0"/>
               <w:right w:val="single" w:sz="4" w:space="0" w:color="D0D0D0"/>
             </w:tcBorders>
-            <w:shd w:val="clear" w:color="auto" w:fill="FFFFFF"/>
-            <w:tcMar>
-              <w:top w:w="80" w:type="dxa"/>
-              <w:left w:w="120" w:type="dxa"/>
-              <w:bottom w:w="80" w:type="dxa"/>
-              <w:right w:w="80" w:type="dxa"/>
-            </w:tcMar>
-          </w:tcPr>
-          <w:p>
-            <w:pPr>
-              <w:rPr>
-                <w:rFonts w:ascii="Arial" w:hAnsi="Arial" w:cs="Arial"/>
-                <w:sz w:val="20"/>
-                <w:szCs w:val="20"/>
+            <w:shd w:val="clear" w:color="auto" w:fill="F5F5F5"/>
+            <w:tcMar>
+              <w:top w:w="80" w:type="dxa"/>
+              <w:left w:w="120" w:type="dxa"/>
+              <w:bottom w:w="80" w:type="dxa"/>
+              <w:right w:w="80" w:type="dxa"/>
+            </w:tcMar>
+          </w:tcPr>
+          <w:p>
+            <w:pPr>
+              <w:rPr>
+                <w:rFonts w:ascii="Arial" w:hAnsi="Arial" w:cs="Arial"/>
               </w:rPr>
             </w:pPr>
             <w:r>
@@ -2357,7 +2405,7 @@
               <w:bottom w:val="single" w:sz="4" w:space="0" w:color="D0D0D0"/>
               <w:right w:val="single" w:sz="4" w:space="0" w:color="D0D0D0"/>
             </w:tcBorders>
-            <w:shd w:val="clear" w:color="auto" w:fill="FFFFFF"/>
+            <w:shd w:val="clear" w:color="auto" w:fill="F5F5F5"/>
             <w:tcMar>
               <w:top w:w="80" w:type="dxa"/>
               <w:left w:w="120" w:type="dxa"/>
@@ -2386,8 +2434,6 @@
             <w:pPr>
               <w:rPr>
                 <w:rFonts w:ascii="Arial" w:hAnsi="Arial" w:cs="Arial"/>
-                <w:sz w:val="20"/>
-                <w:szCs w:val="20"/>
               </w:rPr>
             </w:pPr>
             <w:r>
@@ -2635,8 +2681,6 @@
             </w:r>
           </w:p>
         </w:tc>
-        <w:bookmarkStart w:id="0" w:name="_GoBack"/>
-        <w:bookmarkEnd w:id="0"/>
       </w:tr>
       <w:tr>
         <w:tc>
